--- a/output/tables/resultados/anexo_h4_presencia.docx
+++ b/output/tables/resultados/anexo_h4_presencia.docx
@@ -55,7 +55,7 @@
           <w:szCs w:val="22"/>
           <w:color w:val="000000"/>
         </w:rPr>
-        <w:t xml:space="preserve">Presencia del repertorio de mercado en las fases de la Cámara: probabilidades predichas y modelo logístico multinivel, Ley N.º 21.735</w:t>
+        <w:t xml:space="preserve">Probabilidad predicha de presencia de los conceptos del repertorio de mercado por fase de la Cámara, Ley N.º 21.735</w:t>
       </w:r>
     </w:p>
     <w:tbl xmlns:a="http://schemas.openxmlformats.org/drawingml/2006/main" xmlns:pic="http://schemas.openxmlformats.org/drawingml/2006/picture">
@@ -65,7 +65,7 @@
         <w:tblLook w:firstRow="1" w:lastRow="0" w:firstColumn="0" w:lastColumn="0" w:noHBand="0" w:noVBand="1"/>
       </w:tblPr>
       <w:tblGrid>
-        <w:gridCol w:w="3784"/>
+        <w:gridCol w:w="2573"/>
         <w:gridCol w:w="1633"/>
         <w:gridCol w:w="1633"/>
         <w:gridCol w:w="1661"/>
@@ -292,7 +292,7 @@
                 <w:szCs w:val="22"/>
                 <w:color w:val="000000"/>
               </w:rPr>
-              <w:t xml:space="preserve">Cambio (pp)</w:t>
+              <w:t xml:space="preserve">Δ (pp)</w:t>
             </w:r>
           </w:p>
         </w:tc>
@@ -304,7 +304,6 @@
         </w:trPr>
         <w:tc>
           <w:tcPr>
-            <w:gridSpan w:val="4"/>
             <w:tcBorders>
               <w:bottom w:val="none" w:sz="0" w:space="0" w:color="000000"/>
               <w:top w:val="single" w:sz="12" w:space="0" w:color="000000"/>
@@ -334,7 +333,7 @@
               <w:ind w:left="60" w:right="60" w:firstLine="0" w:firstLineChars="0"/>
               <w:rPr>
                 <w:rFonts w:ascii="Times New Roman" w:hAnsi="Times New Roman" w:eastAsia="Times New Roman" w:cs="Times New Roman"/>
-                <w:i w:val="true"/>
+                <w:i w:val="false"/>
                 <w:b w:val="false"/>
                 <w:u w:val="none"/>
                 <w:strike w:val="false"/>
@@ -346,15 +345,180 @@
             <w:r>
               <w:rPr>
                 <w:rFonts w:ascii="Times New Roman" w:hAnsi="Times New Roman" w:eastAsia="Times New Roman" w:cs="Times New Roman"/>
-                <w:i w:val="true"/>
-                <w:b w:val="false"/>
-                <w:u w:val="none"/>
-                <w:strike w:val="false"/>
-                <w:sz w:val="22"/>
-                <w:szCs w:val="22"/>
-                <w:color w:val="000000"/>
-              </w:rPr>
-              <w:t xml:space="preserve">Panel A. Probabilidad predicha de presencia (%) y cambio 2025 − 2024 (pp)</w:t>
+                <w:i w:val="false"/>
+                <w:b w:val="false"/>
+                <w:u w:val="none"/>
+                <w:strike w:val="false"/>
+                <w:sz w:val="22"/>
+                <w:szCs w:val="22"/>
+                <w:color w:val="000000"/>
+              </w:rPr>
+              <w:t xml:space="preserve">Repertorio (promedio)</w:t>
+            </w:r>
+          </w:p>
+        </w:tc>
+        <w:tc>
+          <w:tcPr>
+            <w:tcBorders>
+              <w:bottom w:val="none" w:sz="0" w:space="0" w:color="000000"/>
+              <w:top w:val="single" w:sz="12" w:space="0" w:color="000000"/>
+              <w:left w:val="none" w:sz="0" w:space="0" w:color="000000"/>
+              <w:right w:val="none" w:sz="0" w:space="0" w:color="000000"/>
+            </w:tcBorders>
+            <w:shd w:val="clear" w:color="auto" w:fill="FFFFFF"/>
+            <w:tcMar>
+              <w:top w:w="0" w:type="dxa"/>
+              <w:bottom w:w="0" w:type="dxa"/>
+              <w:left w:w="0" w:type="dxa"/>
+              <w:right w:w="0" w:type="dxa"/>
+            </w:tcMar>
+            <w:vAlign w:val="center"/>
+          </w:tcPr>
+          <w:p>
+            <w:pPr>
+              <w:pStyle w:val="Normal"/>
+              <w:jc w:val="center"/>
+              <w:pBdr>
+                <w:bottom w:val="none" w:sz="0" w:space="0" w:color="000000"/>
+                <w:top w:val="none" w:sz="0" w:space="0" w:color="000000"/>
+                <w:left w:val="none" w:sz="0" w:space="0" w:color="000000"/>
+                <w:right w:val="none" w:sz="0" w:space="0" w:color="000000"/>
+              </w:pBdr>
+              <w:spacing w:after="60" w:before="60" w:line="240"/>
+              <w:ind w:left="60" w:right="60" w:firstLine="0" w:firstLineChars="0"/>
+              <w:rPr>
+                <w:rFonts w:ascii="Times New Roman" w:hAnsi="Times New Roman" w:eastAsia="Times New Roman" w:cs="Times New Roman"/>
+                <w:i w:val="false"/>
+                <w:b w:val="false"/>
+                <w:u w:val="none"/>
+                <w:strike w:val="false"/>
+                <w:sz w:val="22"/>
+                <w:szCs w:val="22"/>
+                <w:color w:val="000000"/>
+              </w:rPr>
+            </w:pPr>
+            <w:r>
+              <w:rPr>
+                <w:rFonts w:ascii="Times New Roman" w:hAnsi="Times New Roman" w:eastAsia="Times New Roman" w:cs="Times New Roman"/>
+                <w:i w:val="false"/>
+                <w:b w:val="false"/>
+                <w:u w:val="none"/>
+                <w:strike w:val="false"/>
+                <w:sz w:val="22"/>
+                <w:szCs w:val="22"/>
+                <w:color w:val="000000"/>
+              </w:rPr>
+              <w:t xml:space="preserve">28,3 [24,7; 32,5]</w:t>
+            </w:r>
+          </w:p>
+        </w:tc>
+        <w:tc>
+          <w:tcPr>
+            <w:tcBorders>
+              <w:bottom w:val="none" w:sz="0" w:space="0" w:color="000000"/>
+              <w:top w:val="single" w:sz="12" w:space="0" w:color="000000"/>
+              <w:left w:val="none" w:sz="0" w:space="0" w:color="000000"/>
+              <w:right w:val="none" w:sz="0" w:space="0" w:color="000000"/>
+            </w:tcBorders>
+            <w:shd w:val="clear" w:color="auto" w:fill="FFFFFF"/>
+            <w:tcMar>
+              <w:top w:w="0" w:type="dxa"/>
+              <w:bottom w:w="0" w:type="dxa"/>
+              <w:left w:w="0" w:type="dxa"/>
+              <w:right w:w="0" w:type="dxa"/>
+            </w:tcMar>
+            <w:vAlign w:val="center"/>
+          </w:tcPr>
+          <w:p>
+            <w:pPr>
+              <w:pStyle w:val="Normal"/>
+              <w:jc w:val="center"/>
+              <w:pBdr>
+                <w:bottom w:val="none" w:sz="0" w:space="0" w:color="000000"/>
+                <w:top w:val="none" w:sz="0" w:space="0" w:color="000000"/>
+                <w:left w:val="none" w:sz="0" w:space="0" w:color="000000"/>
+                <w:right w:val="none" w:sz="0" w:space="0" w:color="000000"/>
+              </w:pBdr>
+              <w:spacing w:after="60" w:before="60" w:line="240"/>
+              <w:ind w:left="60" w:right="60" w:firstLine="0" w:firstLineChars="0"/>
+              <w:rPr>
+                <w:rFonts w:ascii="Times New Roman" w:hAnsi="Times New Roman" w:eastAsia="Times New Roman" w:cs="Times New Roman"/>
+                <w:i w:val="false"/>
+                <w:b w:val="false"/>
+                <w:u w:val="none"/>
+                <w:strike w:val="false"/>
+                <w:sz w:val="22"/>
+                <w:szCs w:val="22"/>
+                <w:color w:val="000000"/>
+              </w:rPr>
+            </w:pPr>
+            <w:r>
+              <w:rPr>
+                <w:rFonts w:ascii="Times New Roman" w:hAnsi="Times New Roman" w:eastAsia="Times New Roman" w:cs="Times New Roman"/>
+                <w:i w:val="false"/>
+                <w:b w:val="false"/>
+                <w:u w:val="none"/>
+                <w:strike w:val="false"/>
+                <w:sz w:val="22"/>
+                <w:szCs w:val="22"/>
+                <w:color w:val="000000"/>
+              </w:rPr>
+              <w:t xml:space="preserve">28,8 [25,5; 32,5]</w:t>
+            </w:r>
+          </w:p>
+        </w:tc>
+        <w:tc>
+          <w:tcPr>
+            <w:tcBorders>
+              <w:bottom w:val="none" w:sz="0" w:space="0" w:color="000000"/>
+              <w:top w:val="single" w:sz="12" w:space="0" w:color="000000"/>
+              <w:left w:val="none" w:sz="0" w:space="0" w:color="000000"/>
+              <w:right w:val="none" w:sz="0" w:space="0" w:color="000000"/>
+            </w:tcBorders>
+            <w:shd w:val="clear" w:color="auto" w:fill="FFFFFF"/>
+            <w:tcMar>
+              <w:top w:w="0" w:type="dxa"/>
+              <w:bottom w:w="0" w:type="dxa"/>
+              <w:left w:w="0" w:type="dxa"/>
+              <w:right w:w="0" w:type="dxa"/>
+            </w:tcMar>
+            <w:vAlign w:val="center"/>
+          </w:tcPr>
+          <w:p>
+            <w:pPr>
+              <w:pStyle w:val="Normal"/>
+              <w:jc w:val="center"/>
+              <w:pBdr>
+                <w:bottom w:val="none" w:sz="0" w:space="0" w:color="000000"/>
+                <w:top w:val="none" w:sz="0" w:space="0" w:color="000000"/>
+                <w:left w:val="none" w:sz="0" w:space="0" w:color="000000"/>
+                <w:right w:val="none" w:sz="0" w:space="0" w:color="000000"/>
+              </w:pBdr>
+              <w:spacing w:after="60" w:before="60" w:line="240"/>
+              <w:ind w:left="60" w:right="60" w:firstLine="0" w:firstLineChars="0"/>
+              <w:rPr>
+                <w:rFonts w:ascii="Times New Roman" w:hAnsi="Times New Roman" w:eastAsia="Times New Roman" w:cs="Times New Roman"/>
+                <w:i w:val="false"/>
+                <w:b w:val="false"/>
+                <w:u w:val="none"/>
+                <w:strike w:val="false"/>
+                <w:sz w:val="22"/>
+                <w:szCs w:val="22"/>
+                <w:color w:val="000000"/>
+              </w:rPr>
+            </w:pPr>
+            <w:r>
+              <w:rPr>
+                <w:rFonts w:ascii="Times New Roman" w:hAnsi="Times New Roman" w:eastAsia="Times New Roman" w:cs="Times New Roman"/>
+                <w:i w:val="false"/>
+                <w:b w:val="false"/>
+                <w:u w:val="none"/>
+                <w:strike w:val="false"/>
+                <w:sz w:val="22"/>
+                <w:szCs w:val="22"/>
+                <w:color w:val="000000"/>
+              </w:rPr>
+              <w:t xml:space="preserve">0,5 [−3,4; 4,3]</w:t>
             </w:r>
           </w:p>
         </w:tc>
@@ -415,7 +579,7 @@
                 <w:szCs w:val="22"/>
                 <w:color w:val="000000"/>
               </w:rPr>
-              <w:t xml:space="preserve">Repertorio (promedio)</w:t>
+              <w:t xml:space="preserve">Previsión como mercado</w:t>
             </w:r>
           </w:p>
         </w:tc>
@@ -470,7 +634,7 @@
                 <w:szCs w:val="22"/>
                 <w:color w:val="000000"/>
               </w:rPr>
-              <w:t xml:space="preserve">28,3 [24,7; 32,5]</w:t>
+              <w:t xml:space="preserve">45,3 [36,6; 54,1]</w:t>
             </w:r>
           </w:p>
         </w:tc>
@@ -525,7 +689,7 @@
                 <w:szCs w:val="22"/>
                 <w:color w:val="000000"/>
               </w:rPr>
-              <w:t xml:space="preserve">28,8 [25,5; 32,5]</w:t>
+              <w:t xml:space="preserve">57,9 [48,9; 66,0]</w:t>
             </w:r>
           </w:p>
         </w:tc>
@@ -580,7 +744,7 @@
                 <w:szCs w:val="22"/>
                 <w:color w:val="000000"/>
               </w:rPr>
-              <w:t xml:space="preserve">0,5 [−3,4; 4,3]</w:t>
+              <w:t xml:space="preserve">12,7 [0,9; 23,1]</w:t>
             </w:r>
           </w:p>
         </w:tc>
@@ -641,7 +805,7 @@
                 <w:szCs w:val="22"/>
                 <w:color w:val="000000"/>
               </w:rPr>
-              <w:t xml:space="preserve">Previsión como mercado</w:t>
+              <w:t xml:space="preserve">Propiedad de los fondos</w:t>
             </w:r>
           </w:p>
         </w:tc>
@@ -696,7 +860,7 @@
                 <w:szCs w:val="22"/>
                 <w:color w:val="000000"/>
               </w:rPr>
-              <w:t xml:space="preserve">45,3 [36,6; 54,1]</w:t>
+              <w:t xml:space="preserve">27,7 [19,7; 36,7]</w:t>
             </w:r>
           </w:p>
         </w:tc>
@@ -751,7 +915,7 @@
                 <w:szCs w:val="22"/>
                 <w:color w:val="000000"/>
               </w:rPr>
-              <w:t xml:space="preserve">57,9 [48,9; 66,0]</w:t>
+              <w:t xml:space="preserve">32,2 [24,6; 39,9]</w:t>
             </w:r>
           </w:p>
         </w:tc>
@@ -806,7 +970,7 @@
                 <w:szCs w:val="22"/>
                 <w:color w:val="000000"/>
               </w:rPr>
-              <w:t xml:space="preserve">12,7 [0,9; 23,1]</w:t>
+              <w:t xml:space="preserve">4,5 [−4,6; 13,5]</w:t>
             </w:r>
           </w:p>
         </w:tc>
@@ -867,7 +1031,7 @@
                 <w:szCs w:val="22"/>
                 <w:color w:val="000000"/>
               </w:rPr>
-              <w:t xml:space="preserve">Propiedad de los fondos</w:t>
+              <w:t xml:space="preserve">Reciprocidad contributiva</w:t>
             </w:r>
           </w:p>
         </w:tc>
@@ -922,7 +1086,7 @@
                 <w:szCs w:val="22"/>
                 <w:color w:val="000000"/>
               </w:rPr>
-              <w:t xml:space="preserve">27,7 [19,7; 36,7]</w:t>
+              <w:t xml:space="preserve">35,4 [27,6; 44,1]</w:t>
             </w:r>
           </w:p>
         </w:tc>
@@ -977,7 +1141,7 @@
                 <w:szCs w:val="22"/>
                 <w:color w:val="000000"/>
               </w:rPr>
-              <w:t xml:space="preserve">32,2 [24,6; 39,9]</w:t>
+              <w:t xml:space="preserve">34,2 [26,1; 42,3]</w:t>
             </w:r>
           </w:p>
         </w:tc>
@@ -1032,7 +1196,7 @@
                 <w:szCs w:val="22"/>
                 <w:color w:val="000000"/>
               </w:rPr>
-              <w:t xml:space="preserve">4,5 [−4,6; 13,5]</w:t>
+              <w:t xml:space="preserve">−1,1 [−11,2; 8,8]</w:t>
             </w:r>
           </w:p>
         </w:tc>
@@ -1093,7 +1257,7 @@
                 <w:szCs w:val="22"/>
                 <w:color w:val="000000"/>
               </w:rPr>
-              <w:t xml:space="preserve">Reciprocidad contributiva</w:t>
+              <w:t xml:space="preserve">Libertad de elección</w:t>
             </w:r>
           </w:p>
         </w:tc>
@@ -1148,7 +1312,7 @@
                 <w:szCs w:val="22"/>
                 <w:color w:val="000000"/>
               </w:rPr>
-              <w:t xml:space="preserve">35,4 [27,6; 44,1]</w:t>
+              <w:t xml:space="preserve">16,4 [9,7; 23,4]</w:t>
             </w:r>
           </w:p>
         </w:tc>
@@ -1203,7 +1367,7 @@
                 <w:szCs w:val="22"/>
                 <w:color w:val="000000"/>
               </w:rPr>
-              <w:t xml:space="preserve">34,2 [26,1; 42,3]</w:t>
+              <w:t xml:space="preserve">15,1 [9,4; 21,4]</w:t>
             </w:r>
           </w:p>
         </w:tc>
@@ -1258,7 +1422,7 @@
                 <w:szCs w:val="22"/>
                 <w:color w:val="000000"/>
               </w:rPr>
-              <w:t xml:space="preserve">−1,1 [−11,2; 8,8]</w:t>
+              <w:t xml:space="preserve">−1,2 [−10,4; 7,3]</w:t>
             </w:r>
           </w:p>
         </w:tc>
@@ -1319,7 +1483,7 @@
                 <w:szCs w:val="22"/>
                 <w:color w:val="000000"/>
               </w:rPr>
-              <w:t xml:space="preserve">Libertad de elección</w:t>
+              <w:t xml:space="preserve">Conciencia de costos</w:t>
             </w:r>
           </w:p>
         </w:tc>
@@ -1374,7 +1538,7 @@
                 <w:szCs w:val="22"/>
                 <w:color w:val="000000"/>
               </w:rPr>
-              <w:t xml:space="preserve">16,4 [9,7; 23,4]</w:t>
+              <w:t xml:space="preserve">17,1 [10,2; 25,0]</w:t>
             </w:r>
           </w:p>
         </w:tc>
@@ -1429,7 +1593,7 @@
                 <w:szCs w:val="22"/>
                 <w:color w:val="000000"/>
               </w:rPr>
-              <w:t xml:space="preserve">15,1 [9,4; 21,4]</w:t>
+              <w:t xml:space="preserve">15,1 [9,6; 21,1]</w:t>
             </w:r>
           </w:p>
         </w:tc>
@@ -1484,7 +1648,7 @@
                 <w:szCs w:val="22"/>
                 <w:color w:val="000000"/>
               </w:rPr>
-              <w:t xml:space="preserve">−1,2 [−10,4; 7,3]</w:t>
+              <w:t xml:space="preserve">−2,0 [−10,7; 5,7]</w:t>
             </w:r>
           </w:p>
         </w:tc>
@@ -1545,7 +1709,7 @@
                 <w:szCs w:val="22"/>
                 <w:color w:val="000000"/>
               </w:rPr>
-              <w:t xml:space="preserve">Conciencia de costos</w:t>
+              <w:t xml:space="preserve">Ineficiencia y riesgo estatal</w:t>
             </w:r>
           </w:p>
         </w:tc>
@@ -1600,7 +1764,7 @@
                 <w:szCs w:val="22"/>
                 <w:color w:val="000000"/>
               </w:rPr>
-              <w:t xml:space="preserve">17,1 [10,2; 25,0]</w:t>
+              <w:t xml:space="preserve">27,0 [19,2; 36,0]</w:t>
             </w:r>
           </w:p>
         </w:tc>
@@ -1655,7 +1819,7 @@
                 <w:szCs w:val="22"/>
                 <w:color w:val="000000"/>
               </w:rPr>
-              <w:t xml:space="preserve">15,1 [9,6; 21,1]</w:t>
+              <w:t xml:space="preserve">22,3 [16,3; 29,7]</w:t>
             </w:r>
           </w:p>
         </w:tc>
@@ -1710,1340 +1874,7 @@
                 <w:szCs w:val="22"/>
                 <w:color w:val="000000"/>
               </w:rPr>
-              <w:t xml:space="preserve">−2,0 [−10,7; 5,7]</w:t>
-            </w:r>
-          </w:p>
-        </w:tc>
-      </w:tr>
-      <w:tr>
-        <w:trPr>
-          <w:cantSplit/>
-          <w:trHeight w:val="528" w:hRule="auto"/>
-        </w:trPr>
-        <w:tc>
-          <w:tcPr>
-            <w:tcBorders>
-              <w:bottom w:val="none" w:sz="0" w:space="0" w:color="000000"/>
-              <w:top w:val="none" w:sz="0" w:space="0" w:color="000000"/>
-              <w:left w:val="none" w:sz="0" w:space="0" w:color="000000"/>
-              <w:right w:val="none" w:sz="0" w:space="0" w:color="000000"/>
-            </w:tcBorders>
-            <w:shd w:val="clear" w:color="auto" w:fill="FFFFFF"/>
-            <w:tcMar>
-              <w:top w:w="0" w:type="dxa"/>
-              <w:bottom w:w="0" w:type="dxa"/>
-              <w:left w:w="0" w:type="dxa"/>
-              <w:right w:w="0" w:type="dxa"/>
-            </w:tcMar>
-            <w:vAlign w:val="center"/>
-          </w:tcPr>
-          <w:p>
-            <w:pPr>
-              <w:pStyle w:val="Normal"/>
-              <w:jc w:val="left"/>
-              <w:pBdr>
-                <w:bottom w:val="none" w:sz="0" w:space="0" w:color="000000"/>
-                <w:top w:val="none" w:sz="0" w:space="0" w:color="000000"/>
-                <w:left w:val="none" w:sz="0" w:space="0" w:color="000000"/>
-                <w:right w:val="none" w:sz="0" w:space="0" w:color="000000"/>
-              </w:pBdr>
-              <w:spacing w:after="60" w:before="60" w:line="240"/>
-              <w:ind w:left="60" w:right="60" w:firstLine="0" w:firstLineChars="0"/>
-              <w:rPr>
-                <w:rFonts w:ascii="Times New Roman" w:hAnsi="Times New Roman" w:eastAsia="Times New Roman" w:cs="Times New Roman"/>
-                <w:i w:val="false"/>
-                <w:b w:val="false"/>
-                <w:u w:val="none"/>
-                <w:strike w:val="false"/>
-                <w:sz w:val="22"/>
-                <w:szCs w:val="22"/>
-                <w:color w:val="000000"/>
-              </w:rPr>
-            </w:pPr>
-            <w:r>
-              <w:rPr>
-                <w:rFonts w:ascii="Times New Roman" w:hAnsi="Times New Roman" w:eastAsia="Times New Roman" w:cs="Times New Roman"/>
-                <w:i w:val="false"/>
-                <w:b w:val="false"/>
-                <w:u w:val="none"/>
-                <w:strike w:val="false"/>
-                <w:sz w:val="22"/>
-                <w:szCs w:val="22"/>
-                <w:color w:val="000000"/>
-              </w:rPr>
-              <w:t xml:space="preserve">Ineficiencia y riesgo estatal</w:t>
-            </w:r>
-          </w:p>
-        </w:tc>
-        <w:tc>
-          <w:tcPr>
-            <w:tcBorders>
-              <w:bottom w:val="none" w:sz="0" w:space="0" w:color="000000"/>
-              <w:top w:val="none" w:sz="0" w:space="0" w:color="000000"/>
-              <w:left w:val="none" w:sz="0" w:space="0" w:color="000000"/>
-              <w:right w:val="none" w:sz="0" w:space="0" w:color="000000"/>
-            </w:tcBorders>
-            <w:shd w:val="clear" w:color="auto" w:fill="FFFFFF"/>
-            <w:tcMar>
-              <w:top w:w="0" w:type="dxa"/>
-              <w:bottom w:w="0" w:type="dxa"/>
-              <w:left w:w="0" w:type="dxa"/>
-              <w:right w:w="0" w:type="dxa"/>
-            </w:tcMar>
-            <w:vAlign w:val="center"/>
-          </w:tcPr>
-          <w:p>
-            <w:pPr>
-              <w:pStyle w:val="Normal"/>
-              <w:jc w:val="center"/>
-              <w:pBdr>
-                <w:bottom w:val="none" w:sz="0" w:space="0" w:color="000000"/>
-                <w:top w:val="none" w:sz="0" w:space="0" w:color="000000"/>
-                <w:left w:val="none" w:sz="0" w:space="0" w:color="000000"/>
-                <w:right w:val="none" w:sz="0" w:space="0" w:color="000000"/>
-              </w:pBdr>
-              <w:spacing w:after="60" w:before="60" w:line="240"/>
-              <w:ind w:left="60" w:right="60" w:firstLine="0" w:firstLineChars="0"/>
-              <w:rPr>
-                <w:rFonts w:ascii="Times New Roman" w:hAnsi="Times New Roman" w:eastAsia="Times New Roman" w:cs="Times New Roman"/>
-                <w:i w:val="false"/>
-                <w:b w:val="false"/>
-                <w:u w:val="none"/>
-                <w:strike w:val="false"/>
-                <w:sz w:val="22"/>
-                <w:szCs w:val="22"/>
-                <w:color w:val="000000"/>
-              </w:rPr>
-            </w:pPr>
-            <w:r>
-              <w:rPr>
-                <w:rFonts w:ascii="Times New Roman" w:hAnsi="Times New Roman" w:eastAsia="Times New Roman" w:cs="Times New Roman"/>
-                <w:i w:val="false"/>
-                <w:b w:val="false"/>
-                <w:u w:val="none"/>
-                <w:strike w:val="false"/>
-                <w:sz w:val="22"/>
-                <w:szCs w:val="22"/>
-                <w:color w:val="000000"/>
-              </w:rPr>
-              <w:t xml:space="preserve">27,0 [19,2; 36,0]</w:t>
-            </w:r>
-          </w:p>
-        </w:tc>
-        <w:tc>
-          <w:tcPr>
-            <w:tcBorders>
-              <w:bottom w:val="none" w:sz="0" w:space="0" w:color="000000"/>
-              <w:top w:val="none" w:sz="0" w:space="0" w:color="000000"/>
-              <w:left w:val="none" w:sz="0" w:space="0" w:color="000000"/>
-              <w:right w:val="none" w:sz="0" w:space="0" w:color="000000"/>
-            </w:tcBorders>
-            <w:shd w:val="clear" w:color="auto" w:fill="FFFFFF"/>
-            <w:tcMar>
-              <w:top w:w="0" w:type="dxa"/>
-              <w:bottom w:w="0" w:type="dxa"/>
-              <w:left w:w="0" w:type="dxa"/>
-              <w:right w:w="0" w:type="dxa"/>
-            </w:tcMar>
-            <w:vAlign w:val="center"/>
-          </w:tcPr>
-          <w:p>
-            <w:pPr>
-              <w:pStyle w:val="Normal"/>
-              <w:jc w:val="center"/>
-              <w:pBdr>
-                <w:bottom w:val="none" w:sz="0" w:space="0" w:color="000000"/>
-                <w:top w:val="none" w:sz="0" w:space="0" w:color="000000"/>
-                <w:left w:val="none" w:sz="0" w:space="0" w:color="000000"/>
-                <w:right w:val="none" w:sz="0" w:space="0" w:color="000000"/>
-              </w:pBdr>
-              <w:spacing w:after="60" w:before="60" w:line="240"/>
-              <w:ind w:left="60" w:right="60" w:firstLine="0" w:firstLineChars="0"/>
-              <w:rPr>
-                <w:rFonts w:ascii="Times New Roman" w:hAnsi="Times New Roman" w:eastAsia="Times New Roman" w:cs="Times New Roman"/>
-                <w:i w:val="false"/>
-                <w:b w:val="false"/>
-                <w:u w:val="none"/>
-                <w:strike w:val="false"/>
-                <w:sz w:val="22"/>
-                <w:szCs w:val="22"/>
-                <w:color w:val="000000"/>
-              </w:rPr>
-            </w:pPr>
-            <w:r>
-              <w:rPr>
-                <w:rFonts w:ascii="Times New Roman" w:hAnsi="Times New Roman" w:eastAsia="Times New Roman" w:cs="Times New Roman"/>
-                <w:i w:val="false"/>
-                <w:b w:val="false"/>
-                <w:u w:val="none"/>
-                <w:strike w:val="false"/>
-                <w:sz w:val="22"/>
-                <w:szCs w:val="22"/>
-                <w:color w:val="000000"/>
-              </w:rPr>
-              <w:t xml:space="preserve">22,3 [16,3; 29,7]</w:t>
-            </w:r>
-          </w:p>
-        </w:tc>
-        <w:tc>
-          <w:tcPr>
-            <w:tcBorders>
-              <w:bottom w:val="none" w:sz="0" w:space="0" w:color="000000"/>
-              <w:top w:val="none" w:sz="0" w:space="0" w:color="000000"/>
-              <w:left w:val="none" w:sz="0" w:space="0" w:color="000000"/>
-              <w:right w:val="none" w:sz="0" w:space="0" w:color="000000"/>
-            </w:tcBorders>
-            <w:shd w:val="clear" w:color="auto" w:fill="FFFFFF"/>
-            <w:tcMar>
-              <w:top w:w="0" w:type="dxa"/>
-              <w:bottom w:w="0" w:type="dxa"/>
-              <w:left w:w="0" w:type="dxa"/>
-              <w:right w:w="0" w:type="dxa"/>
-            </w:tcMar>
-            <w:vAlign w:val="center"/>
-          </w:tcPr>
-          <w:p>
-            <w:pPr>
-              <w:pStyle w:val="Normal"/>
-              <w:jc w:val="center"/>
-              <w:pBdr>
-                <w:bottom w:val="none" w:sz="0" w:space="0" w:color="000000"/>
-                <w:top w:val="none" w:sz="0" w:space="0" w:color="000000"/>
-                <w:left w:val="none" w:sz="0" w:space="0" w:color="000000"/>
-                <w:right w:val="none" w:sz="0" w:space="0" w:color="000000"/>
-              </w:pBdr>
-              <w:spacing w:after="60" w:before="60" w:line="240"/>
-              <w:ind w:left="60" w:right="60" w:firstLine="0" w:firstLineChars="0"/>
-              <w:rPr>
-                <w:rFonts w:ascii="Times New Roman" w:hAnsi="Times New Roman" w:eastAsia="Times New Roman" w:cs="Times New Roman"/>
-                <w:i w:val="false"/>
-                <w:b w:val="false"/>
-                <w:u w:val="none"/>
-                <w:strike w:val="false"/>
-                <w:sz w:val="22"/>
-                <w:szCs w:val="22"/>
-                <w:color w:val="000000"/>
-              </w:rPr>
-            </w:pPr>
-            <w:r>
-              <w:rPr>
-                <w:rFonts w:ascii="Times New Roman" w:hAnsi="Times New Roman" w:eastAsia="Times New Roman" w:cs="Times New Roman"/>
-                <w:i w:val="false"/>
-                <w:b w:val="false"/>
-                <w:u w:val="none"/>
-                <w:strike w:val="false"/>
-                <w:sz w:val="22"/>
-                <w:szCs w:val="22"/>
-                <w:color w:val="000000"/>
-              </w:rPr>
               <w:t xml:space="preserve">−4,7 [−13,9; 5,0]</w:t>
-            </w:r>
-          </w:p>
-        </w:tc>
-      </w:tr>
-      <w:tr>
-        <w:trPr>
-          <w:cantSplit/>
-          <w:trHeight w:val="528" w:hRule="auto"/>
-        </w:trPr>
-        <w:tc>
-          <w:tcPr>
-            <w:tcBorders>
-              <w:bottom w:val="none" w:sz="0" w:space="0" w:color="000000"/>
-              <w:top w:val="none" w:sz="0" w:space="0" w:color="000000"/>
-              <w:left w:val="none" w:sz="0" w:space="0" w:color="000000"/>
-              <w:right w:val="none" w:sz="0" w:space="0" w:color="000000"/>
-            </w:tcBorders>
-            <w:shd w:val="clear" w:color="auto" w:fill="FFFFFF"/>
-            <w:tcMar>
-              <w:top w:w="0" w:type="dxa"/>
-              <w:bottom w:w="0" w:type="dxa"/>
-              <w:left w:w="0" w:type="dxa"/>
-              <w:right w:w="0" w:type="dxa"/>
-            </w:tcMar>
-            <w:vAlign w:val="center"/>
-          </w:tcPr>
-          <w:p>
-            <w:pPr>
-              <w:pStyle w:val="Normal"/>
-              <w:jc w:val="left"/>
-              <w:pBdr>
-                <w:bottom w:val="none" w:sz="0" w:space="0" w:color="000000"/>
-                <w:top w:val="none" w:sz="0" w:space="0" w:color="000000"/>
-                <w:left w:val="none" w:sz="0" w:space="0" w:color="000000"/>
-                <w:right w:val="none" w:sz="0" w:space="0" w:color="000000"/>
-              </w:pBdr>
-              <w:spacing w:after="60" w:before="60" w:line="240"/>
-              <w:ind w:left="60" w:right="60" w:firstLine="0" w:firstLineChars="0"/>
-              <w:rPr>
-                <w:rFonts w:ascii="Times New Roman" w:hAnsi="Times New Roman" w:eastAsia="Times New Roman" w:cs="Times New Roman"/>
-                <w:i w:val="false"/>
-                <w:b w:val="false"/>
-                <w:u w:val="none"/>
-                <w:strike w:val="false"/>
-                <w:sz w:val="22"/>
-                <w:szCs w:val="22"/>
-                <w:color w:val="000000"/>
-              </w:rPr>
-            </w:pPr>
-            <w:r>
-              <w:rPr>
-                <w:rFonts w:ascii="Times New Roman" w:hAnsi="Times New Roman" w:eastAsia="Times New Roman" w:cs="Times New Roman"/>
-                <w:i w:val="false"/>
-                <w:b w:val="false"/>
-                <w:u w:val="none"/>
-                <w:strike w:val="false"/>
-                <w:sz w:val="22"/>
-                <w:szCs w:val="22"/>
-                <w:color w:val="000000"/>
-              </w:rPr>
-              <w:t xml:space="preserve">Capitalización individual</w:t>
-            </w:r>
-          </w:p>
-        </w:tc>
-        <w:tc>
-          <w:tcPr>
-            <w:tcBorders>
-              <w:bottom w:val="none" w:sz="0" w:space="0" w:color="000000"/>
-              <w:top w:val="none" w:sz="0" w:space="0" w:color="000000"/>
-              <w:left w:val="none" w:sz="0" w:space="0" w:color="000000"/>
-              <w:right w:val="none" w:sz="0" w:space="0" w:color="000000"/>
-            </w:tcBorders>
-            <w:shd w:val="clear" w:color="auto" w:fill="FFFFFF"/>
-            <w:tcMar>
-              <w:top w:w="0" w:type="dxa"/>
-              <w:bottom w:w="0" w:type="dxa"/>
-              <w:left w:w="0" w:type="dxa"/>
-              <w:right w:w="0" w:type="dxa"/>
-            </w:tcMar>
-            <w:vAlign w:val="center"/>
-          </w:tcPr>
-          <w:p>
-            <w:pPr>
-              <w:pStyle w:val="Normal"/>
-              <w:jc w:val="center"/>
-              <w:pBdr>
-                <w:bottom w:val="none" w:sz="0" w:space="0" w:color="000000"/>
-                <w:top w:val="none" w:sz="0" w:space="0" w:color="000000"/>
-                <w:left w:val="none" w:sz="0" w:space="0" w:color="000000"/>
-                <w:right w:val="none" w:sz="0" w:space="0" w:color="000000"/>
-              </w:pBdr>
-              <w:spacing w:after="60" w:before="60" w:line="240"/>
-              <w:ind w:left="60" w:right="60" w:firstLine="0" w:firstLineChars="0"/>
-              <w:rPr>
-                <w:rFonts w:ascii="Times New Roman" w:hAnsi="Times New Roman" w:eastAsia="Times New Roman" w:cs="Times New Roman"/>
-                <w:i w:val="false"/>
-                <w:b w:val="false"/>
-                <w:u w:val="none"/>
-                <w:strike w:val="false"/>
-                <w:sz w:val="22"/>
-                <w:szCs w:val="22"/>
-                <w:color w:val="000000"/>
-              </w:rPr>
-            </w:pPr>
-            <w:r>
-              <w:rPr>
-                <w:rFonts w:ascii="Times New Roman" w:hAnsi="Times New Roman" w:eastAsia="Times New Roman" w:cs="Times New Roman"/>
-                <w:i w:val="false"/>
-                <w:b w:val="false"/>
-                <w:u w:val="none"/>
-                <w:strike w:val="false"/>
-                <w:sz w:val="22"/>
-                <w:szCs w:val="22"/>
-                <w:color w:val="000000"/>
-              </w:rPr>
-              <w:t xml:space="preserve">29,3 [22,2; 37,4]</w:t>
-            </w:r>
-          </w:p>
-        </w:tc>
-        <w:tc>
-          <w:tcPr>
-            <w:tcBorders>
-              <w:bottom w:val="none" w:sz="0" w:space="0" w:color="000000"/>
-              <w:top w:val="none" w:sz="0" w:space="0" w:color="000000"/>
-              <w:left w:val="none" w:sz="0" w:space="0" w:color="000000"/>
-              <w:right w:val="none" w:sz="0" w:space="0" w:color="000000"/>
-            </w:tcBorders>
-            <w:shd w:val="clear" w:color="auto" w:fill="FFFFFF"/>
-            <w:tcMar>
-              <w:top w:w="0" w:type="dxa"/>
-              <w:bottom w:w="0" w:type="dxa"/>
-              <w:left w:w="0" w:type="dxa"/>
-              <w:right w:w="0" w:type="dxa"/>
-            </w:tcMar>
-            <w:vAlign w:val="center"/>
-          </w:tcPr>
-          <w:p>
-            <w:pPr>
-              <w:pStyle w:val="Normal"/>
-              <w:jc w:val="center"/>
-              <w:pBdr>
-                <w:bottom w:val="none" w:sz="0" w:space="0" w:color="000000"/>
-                <w:top w:val="none" w:sz="0" w:space="0" w:color="000000"/>
-                <w:left w:val="none" w:sz="0" w:space="0" w:color="000000"/>
-                <w:right w:val="none" w:sz="0" w:space="0" w:color="000000"/>
-              </w:pBdr>
-              <w:spacing w:after="60" w:before="60" w:line="240"/>
-              <w:ind w:left="60" w:right="60" w:firstLine="0" w:firstLineChars="0"/>
-              <w:rPr>
-                <w:rFonts w:ascii="Times New Roman" w:hAnsi="Times New Roman" w:eastAsia="Times New Roman" w:cs="Times New Roman"/>
-                <w:i w:val="false"/>
-                <w:b w:val="false"/>
-                <w:u w:val="none"/>
-                <w:strike w:val="false"/>
-                <w:sz w:val="22"/>
-                <w:szCs w:val="22"/>
-                <w:color w:val="000000"/>
-              </w:rPr>
-            </w:pPr>
-            <w:r>
-              <w:rPr>
-                <w:rFonts w:ascii="Times New Roman" w:hAnsi="Times New Roman" w:eastAsia="Times New Roman" w:cs="Times New Roman"/>
-                <w:i w:val="false"/>
-                <w:b w:val="false"/>
-                <w:u w:val="none"/>
-                <w:strike w:val="false"/>
-                <w:sz w:val="22"/>
-                <w:szCs w:val="22"/>
-                <w:color w:val="000000"/>
-              </w:rPr>
-              <w:t xml:space="preserve">24,3 [17,8; 31,9]</w:t>
-            </w:r>
-          </w:p>
-        </w:tc>
-        <w:tc>
-          <w:tcPr>
-            <w:tcBorders>
-              <w:bottom w:val="none" w:sz="0" w:space="0" w:color="000000"/>
-              <w:top w:val="none" w:sz="0" w:space="0" w:color="000000"/>
-              <w:left w:val="none" w:sz="0" w:space="0" w:color="000000"/>
-              <w:right w:val="none" w:sz="0" w:space="0" w:color="000000"/>
-            </w:tcBorders>
-            <w:shd w:val="clear" w:color="auto" w:fill="FFFFFF"/>
-            <w:tcMar>
-              <w:top w:w="0" w:type="dxa"/>
-              <w:bottom w:w="0" w:type="dxa"/>
-              <w:left w:w="0" w:type="dxa"/>
-              <w:right w:w="0" w:type="dxa"/>
-            </w:tcMar>
-            <w:vAlign w:val="center"/>
-          </w:tcPr>
-          <w:p>
-            <w:pPr>
-              <w:pStyle w:val="Normal"/>
-              <w:jc w:val="center"/>
-              <w:pBdr>
-                <w:bottom w:val="none" w:sz="0" w:space="0" w:color="000000"/>
-                <w:top w:val="none" w:sz="0" w:space="0" w:color="000000"/>
-                <w:left w:val="none" w:sz="0" w:space="0" w:color="000000"/>
-                <w:right w:val="none" w:sz="0" w:space="0" w:color="000000"/>
-              </w:pBdr>
-              <w:spacing w:after="60" w:before="60" w:line="240"/>
-              <w:ind w:left="60" w:right="60" w:firstLine="0" w:firstLineChars="0"/>
-              <w:rPr>
-                <w:rFonts w:ascii="Times New Roman" w:hAnsi="Times New Roman" w:eastAsia="Times New Roman" w:cs="Times New Roman"/>
-                <w:i w:val="false"/>
-                <w:b w:val="false"/>
-                <w:u w:val="none"/>
-                <w:strike w:val="false"/>
-                <w:sz w:val="22"/>
-                <w:szCs w:val="22"/>
-                <w:color w:val="000000"/>
-              </w:rPr>
-            </w:pPr>
-            <w:r>
-              <w:rPr>
-                <w:rFonts w:ascii="Times New Roman" w:hAnsi="Times New Roman" w:eastAsia="Times New Roman" w:cs="Times New Roman"/>
-                <w:i w:val="false"/>
-                <w:b w:val="false"/>
-                <w:u w:val="none"/>
-                <w:strike w:val="false"/>
-                <w:sz w:val="22"/>
-                <w:szCs w:val="22"/>
-                <w:color w:val="000000"/>
-              </w:rPr>
-              <w:t xml:space="preserve">−5,0 [−13,7; 3,6]</w:t>
-            </w:r>
-          </w:p>
-        </w:tc>
-      </w:tr>
-      <w:tr>
-        <w:trPr>
-          <w:cantSplit/>
-          <w:trHeight w:val="528" w:hRule="auto"/>
-        </w:trPr>
-        <w:tc>
-          <w:tcPr>
-            <w:gridSpan w:val="4"/>
-            <w:tcBorders>
-              <w:bottom w:val="none" w:sz="0" w:space="0" w:color="000000"/>
-              <w:top w:val="none" w:sz="0" w:space="0" w:color="000000"/>
-              <w:left w:val="none" w:sz="0" w:space="0" w:color="000000"/>
-              <w:right w:val="none" w:sz="0" w:space="0" w:color="000000"/>
-            </w:tcBorders>
-            <w:shd w:val="clear" w:color="auto" w:fill="FFFFFF"/>
-            <w:tcMar>
-              <w:top w:w="0" w:type="dxa"/>
-              <w:bottom w:w="0" w:type="dxa"/>
-              <w:left w:w="0" w:type="dxa"/>
-              <w:right w:w="0" w:type="dxa"/>
-            </w:tcMar>
-            <w:vAlign w:val="center"/>
-          </w:tcPr>
-          <w:p>
-            <w:pPr>
-              <w:pStyle w:val="Normal"/>
-              <w:jc w:val="left"/>
-              <w:pBdr>
-                <w:bottom w:val="none" w:sz="0" w:space="0" w:color="000000"/>
-                <w:top w:val="none" w:sz="0" w:space="0" w:color="000000"/>
-                <w:left w:val="none" w:sz="0" w:space="0" w:color="000000"/>
-                <w:right w:val="none" w:sz="0" w:space="0" w:color="000000"/>
-              </w:pBdr>
-              <w:spacing w:after="60" w:before="60" w:line="240"/>
-              <w:ind w:left="60" w:right="60" w:firstLine="0" w:firstLineChars="0"/>
-              <w:rPr>
-                <w:rFonts w:ascii="Times New Roman" w:hAnsi="Times New Roman" w:eastAsia="Times New Roman" w:cs="Times New Roman"/>
-                <w:i w:val="true"/>
-                <w:b w:val="false"/>
-                <w:u w:val="none"/>
-                <w:strike w:val="false"/>
-                <w:sz w:val="22"/>
-                <w:szCs w:val="22"/>
-                <w:color w:val="000000"/>
-              </w:rPr>
-            </w:pPr>
-            <w:r>
-              <w:rPr>
-                <w:rFonts w:ascii="Times New Roman" w:hAnsi="Times New Roman" w:eastAsia="Times New Roman" w:cs="Times New Roman"/>
-                <w:i w:val="true"/>
-                <w:b w:val="false"/>
-                <w:u w:val="none"/>
-                <w:strike w:val="false"/>
-                <w:sz w:val="22"/>
-                <w:szCs w:val="22"/>
-                <w:color w:val="000000"/>
-              </w:rPr>
-              <w:t xml:space="preserve">Panel B. Parámetros del modelo</w:t>
-            </w:r>
-          </w:p>
-        </w:tc>
-      </w:tr>
-      <w:tr>
-        <w:trPr>
-          <w:cantSplit/>
-          <w:trHeight w:val="528" w:hRule="auto"/>
-        </w:trPr>
-        <w:tc>
-          <w:tcPr>
-            <w:tcBorders>
-              <w:bottom w:val="none" w:sz="0" w:space="0" w:color="000000"/>
-              <w:top w:val="none" w:sz="0" w:space="0" w:color="000000"/>
-              <w:left w:val="none" w:sz="0" w:space="0" w:color="000000"/>
-              <w:right w:val="none" w:sz="0" w:space="0" w:color="000000"/>
-            </w:tcBorders>
-            <w:shd w:val="clear" w:color="auto" w:fill="FFFFFF"/>
-            <w:tcMar>
-              <w:top w:w="0" w:type="dxa"/>
-              <w:bottom w:w="0" w:type="dxa"/>
-              <w:left w:w="0" w:type="dxa"/>
-              <w:right w:w="0" w:type="dxa"/>
-            </w:tcMar>
-            <w:vAlign w:val="center"/>
-          </w:tcPr>
-          <w:p>
-            <w:pPr>
-              <w:pStyle w:val="Normal"/>
-              <w:jc w:val="left"/>
-              <w:pBdr>
-                <w:bottom w:val="none" w:sz="0" w:space="0" w:color="000000"/>
-                <w:top w:val="none" w:sz="0" w:space="0" w:color="000000"/>
-                <w:left w:val="none" w:sz="0" w:space="0" w:color="000000"/>
-                <w:right w:val="none" w:sz="0" w:space="0" w:color="000000"/>
-              </w:pBdr>
-              <w:spacing w:after="60" w:before="60" w:line="240"/>
-              <w:ind w:left="60" w:right="60" w:firstLine="0" w:firstLineChars="0"/>
-              <w:rPr>
-                <w:rFonts w:ascii="Times New Roman" w:hAnsi="Times New Roman" w:eastAsia="Times New Roman" w:cs="Times New Roman"/>
-                <w:i w:val="false"/>
-                <w:b w:val="false"/>
-                <w:u w:val="none"/>
-                <w:strike w:val="false"/>
-                <w:sz w:val="22"/>
-                <w:szCs w:val="22"/>
-                <w:color w:val="000000"/>
-              </w:rPr>
-            </w:pPr>
-            <w:r>
-              <w:rPr>
-                <w:rFonts w:ascii="Times New Roman" w:hAnsi="Times New Roman" w:eastAsia="Times New Roman" w:cs="Times New Roman"/>
-                <w:i w:val="false"/>
-                <w:b w:val="false"/>
-                <w:u w:val="none"/>
-                <w:strike w:val="false"/>
-                <w:sz w:val="22"/>
-                <w:szCs w:val="22"/>
-                <w:color w:val="000000"/>
-              </w:rPr>
-              <w:t xml:space="preserve">Centro (OR)</w:t>
-            </w:r>
-          </w:p>
-        </w:tc>
-        <w:tc>
-          <w:tcPr>
-            <w:gridSpan w:val="3"/>
-            <w:tcBorders>
-              <w:bottom w:val="none" w:sz="0" w:space="0" w:color="000000"/>
-              <w:top w:val="none" w:sz="0" w:space="0" w:color="000000"/>
-              <w:left w:val="none" w:sz="0" w:space="0" w:color="000000"/>
-              <w:right w:val="none" w:sz="0" w:space="0" w:color="000000"/>
-            </w:tcBorders>
-            <w:shd w:val="clear" w:color="auto" w:fill="FFFFFF"/>
-            <w:tcMar>
-              <w:top w:w="0" w:type="dxa"/>
-              <w:bottom w:w="0" w:type="dxa"/>
-              <w:left w:w="0" w:type="dxa"/>
-              <w:right w:w="0" w:type="dxa"/>
-            </w:tcMar>
-            <w:vAlign w:val="center"/>
-          </w:tcPr>
-          <w:p>
-            <w:pPr>
-              <w:pStyle w:val="Normal"/>
-              <w:jc w:val="center"/>
-              <w:pBdr>
-                <w:bottom w:val="none" w:sz="0" w:space="0" w:color="000000"/>
-                <w:top w:val="none" w:sz="0" w:space="0" w:color="000000"/>
-                <w:left w:val="none" w:sz="0" w:space="0" w:color="000000"/>
-                <w:right w:val="none" w:sz="0" w:space="0" w:color="000000"/>
-              </w:pBdr>
-              <w:spacing w:after="60" w:before="60" w:line="240"/>
-              <w:ind w:left="60" w:right="60" w:firstLine="0" w:firstLineChars="0"/>
-              <w:rPr>
-                <w:rFonts w:ascii="Times New Roman" w:hAnsi="Times New Roman" w:eastAsia="Times New Roman" w:cs="Times New Roman"/>
-                <w:i w:val="false"/>
-                <w:b w:val="false"/>
-                <w:u w:val="none"/>
-                <w:strike w:val="false"/>
-                <w:sz w:val="22"/>
-                <w:szCs w:val="22"/>
-                <w:color w:val="000000"/>
-              </w:rPr>
-            </w:pPr>
-            <w:r>
-              <w:rPr>
-                <w:rFonts w:ascii="Times New Roman" w:hAnsi="Times New Roman" w:eastAsia="Times New Roman" w:cs="Times New Roman"/>
-                <w:i w:val="false"/>
-                <w:b w:val="false"/>
-                <w:u w:val="none"/>
-                <w:strike w:val="false"/>
-                <w:sz w:val="22"/>
-                <w:szCs w:val="22"/>
-                <w:color w:val="000000"/>
-              </w:rPr>
-              <w:t xml:space="preserve">0,54 [0,31; 0,91]</w:t>
-            </w:r>
-          </w:p>
-        </w:tc>
-      </w:tr>
-      <w:tr>
-        <w:trPr>
-          <w:cantSplit/>
-          <w:trHeight w:val="528" w:hRule="auto"/>
-        </w:trPr>
-        <w:tc>
-          <w:tcPr>
-            <w:tcBorders>
-              <w:bottom w:val="none" w:sz="0" w:space="0" w:color="000000"/>
-              <w:top w:val="none" w:sz="0" w:space="0" w:color="000000"/>
-              <w:left w:val="none" w:sz="0" w:space="0" w:color="000000"/>
-              <w:right w:val="none" w:sz="0" w:space="0" w:color="000000"/>
-            </w:tcBorders>
-            <w:shd w:val="clear" w:color="auto" w:fill="FFFFFF"/>
-            <w:tcMar>
-              <w:top w:w="0" w:type="dxa"/>
-              <w:bottom w:w="0" w:type="dxa"/>
-              <w:left w:w="0" w:type="dxa"/>
-              <w:right w:w="0" w:type="dxa"/>
-            </w:tcMar>
-            <w:vAlign w:val="center"/>
-          </w:tcPr>
-          <w:p>
-            <w:pPr>
-              <w:pStyle w:val="Normal"/>
-              <w:jc w:val="left"/>
-              <w:pBdr>
-                <w:bottom w:val="none" w:sz="0" w:space="0" w:color="000000"/>
-                <w:top w:val="none" w:sz="0" w:space="0" w:color="000000"/>
-                <w:left w:val="none" w:sz="0" w:space="0" w:color="000000"/>
-                <w:right w:val="none" w:sz="0" w:space="0" w:color="000000"/>
-              </w:pBdr>
-              <w:spacing w:after="60" w:before="60" w:line="240"/>
-              <w:ind w:left="60" w:right="60" w:firstLine="0" w:firstLineChars="0"/>
-              <w:rPr>
-                <w:rFonts w:ascii="Times New Roman" w:hAnsi="Times New Roman" w:eastAsia="Times New Roman" w:cs="Times New Roman"/>
-                <w:i w:val="false"/>
-                <w:b w:val="false"/>
-                <w:u w:val="none"/>
-                <w:strike w:val="false"/>
-                <w:sz w:val="22"/>
-                <w:szCs w:val="22"/>
-                <w:color w:val="000000"/>
-              </w:rPr>
-            </w:pPr>
-            <w:r>
-              <w:rPr>
-                <w:rFonts w:ascii="Times New Roman" w:hAnsi="Times New Roman" w:eastAsia="Times New Roman" w:cs="Times New Roman"/>
-                <w:i w:val="false"/>
-                <w:b w:val="false"/>
-                <w:u w:val="none"/>
-                <w:strike w:val="false"/>
-                <w:sz w:val="22"/>
-                <w:szCs w:val="22"/>
-                <w:color w:val="000000"/>
-              </w:rPr>
-              <w:t xml:space="preserve">Derecha (OR)</w:t>
-            </w:r>
-          </w:p>
-        </w:tc>
-        <w:tc>
-          <w:tcPr>
-            <w:gridSpan w:val="3"/>
-            <w:tcBorders>
-              <w:bottom w:val="none" w:sz="0" w:space="0" w:color="000000"/>
-              <w:top w:val="none" w:sz="0" w:space="0" w:color="000000"/>
-              <w:left w:val="none" w:sz="0" w:space="0" w:color="000000"/>
-              <w:right w:val="none" w:sz="0" w:space="0" w:color="000000"/>
-            </w:tcBorders>
-            <w:shd w:val="clear" w:color="auto" w:fill="FFFFFF"/>
-            <w:tcMar>
-              <w:top w:w="0" w:type="dxa"/>
-              <w:bottom w:w="0" w:type="dxa"/>
-              <w:left w:w="0" w:type="dxa"/>
-              <w:right w:w="0" w:type="dxa"/>
-            </w:tcMar>
-            <w:vAlign w:val="center"/>
-          </w:tcPr>
-          <w:p>
-            <w:pPr>
-              <w:pStyle w:val="Normal"/>
-              <w:jc w:val="center"/>
-              <w:pBdr>
-                <w:bottom w:val="none" w:sz="0" w:space="0" w:color="000000"/>
-                <w:top w:val="none" w:sz="0" w:space="0" w:color="000000"/>
-                <w:left w:val="none" w:sz="0" w:space="0" w:color="000000"/>
-                <w:right w:val="none" w:sz="0" w:space="0" w:color="000000"/>
-              </w:pBdr>
-              <w:spacing w:after="60" w:before="60" w:line="240"/>
-              <w:ind w:left="60" w:right="60" w:firstLine="0" w:firstLineChars="0"/>
-              <w:rPr>
-                <w:rFonts w:ascii="Times New Roman" w:hAnsi="Times New Roman" w:eastAsia="Times New Roman" w:cs="Times New Roman"/>
-                <w:i w:val="false"/>
-                <w:b w:val="false"/>
-                <w:u w:val="none"/>
-                <w:strike w:val="false"/>
-                <w:sz w:val="22"/>
-                <w:szCs w:val="22"/>
-                <w:color w:val="000000"/>
-              </w:rPr>
-            </w:pPr>
-            <w:r>
-              <w:rPr>
-                <w:rFonts w:ascii="Times New Roman" w:hAnsi="Times New Roman" w:eastAsia="Times New Roman" w:cs="Times New Roman"/>
-                <w:i w:val="false"/>
-                <w:b w:val="false"/>
-                <w:u w:val="none"/>
-                <w:strike w:val="false"/>
-                <w:sz w:val="22"/>
-                <w:szCs w:val="22"/>
-                <w:color w:val="000000"/>
-              </w:rPr>
-              <w:t xml:space="preserve">2,39 [1,83; 3,11]</w:t>
-            </w:r>
-          </w:p>
-        </w:tc>
-      </w:tr>
-      <w:tr>
-        <w:trPr>
-          <w:cantSplit/>
-          <w:trHeight w:val="528" w:hRule="auto"/>
-        </w:trPr>
-        <w:tc>
-          <w:tcPr>
-            <w:tcBorders>
-              <w:bottom w:val="none" w:sz="0" w:space="0" w:color="000000"/>
-              <w:top w:val="none" w:sz="0" w:space="0" w:color="000000"/>
-              <w:left w:val="none" w:sz="0" w:space="0" w:color="000000"/>
-              <w:right w:val="none" w:sz="0" w:space="0" w:color="000000"/>
-            </w:tcBorders>
-            <w:shd w:val="clear" w:color="auto" w:fill="FFFFFF"/>
-            <w:tcMar>
-              <w:top w:w="0" w:type="dxa"/>
-              <w:bottom w:w="0" w:type="dxa"/>
-              <w:left w:w="0" w:type="dxa"/>
-              <w:right w:w="0" w:type="dxa"/>
-            </w:tcMar>
-            <w:vAlign w:val="center"/>
-          </w:tcPr>
-          <w:p>
-            <w:pPr>
-              <w:pStyle w:val="Normal"/>
-              <w:jc w:val="left"/>
-              <w:pBdr>
-                <w:bottom w:val="none" w:sz="0" w:space="0" w:color="000000"/>
-                <w:top w:val="none" w:sz="0" w:space="0" w:color="000000"/>
-                <w:left w:val="none" w:sz="0" w:space="0" w:color="000000"/>
-                <w:right w:val="none" w:sz="0" w:space="0" w:color="000000"/>
-              </w:pBdr>
-              <w:spacing w:after="60" w:before="60" w:line="240"/>
-              <w:ind w:left="60" w:right="60" w:firstLine="0" w:firstLineChars="0"/>
-              <w:rPr>
-                <w:rFonts w:ascii="Times New Roman" w:hAnsi="Times New Roman" w:eastAsia="Times New Roman" w:cs="Times New Roman"/>
-                <w:i w:val="false"/>
-                <w:b w:val="false"/>
-                <w:u w:val="none"/>
-                <w:strike w:val="false"/>
-                <w:sz w:val="22"/>
-                <w:szCs w:val="22"/>
-                <w:color w:val="000000"/>
-              </w:rPr>
-            </w:pPr>
-            <w:r>
-              <w:rPr>
-                <w:rFonts w:ascii="Times New Roman" w:hAnsi="Times New Roman" w:eastAsia="Times New Roman" w:cs="Times New Roman"/>
-                <w:i w:val="false"/>
-                <w:b w:val="false"/>
-                <w:u w:val="none"/>
-                <w:strike w:val="false"/>
-                <w:sz w:val="22"/>
-                <w:szCs w:val="22"/>
-                <w:color w:val="000000"/>
-              </w:rPr>
-              <w:t xml:space="preserve">No partidista (OR)</w:t>
-            </w:r>
-          </w:p>
-        </w:tc>
-        <w:tc>
-          <w:tcPr>
-            <w:gridSpan w:val="3"/>
-            <w:tcBorders>
-              <w:bottom w:val="none" w:sz="0" w:space="0" w:color="000000"/>
-              <w:top w:val="none" w:sz="0" w:space="0" w:color="000000"/>
-              <w:left w:val="none" w:sz="0" w:space="0" w:color="000000"/>
-              <w:right w:val="none" w:sz="0" w:space="0" w:color="000000"/>
-            </w:tcBorders>
-            <w:shd w:val="clear" w:color="auto" w:fill="FFFFFF"/>
-            <w:tcMar>
-              <w:top w:w="0" w:type="dxa"/>
-              <w:bottom w:w="0" w:type="dxa"/>
-              <w:left w:w="0" w:type="dxa"/>
-              <w:right w:w="0" w:type="dxa"/>
-            </w:tcMar>
-            <w:vAlign w:val="center"/>
-          </w:tcPr>
-          <w:p>
-            <w:pPr>
-              <w:pStyle w:val="Normal"/>
-              <w:jc w:val="center"/>
-              <w:pBdr>
-                <w:bottom w:val="none" w:sz="0" w:space="0" w:color="000000"/>
-                <w:top w:val="none" w:sz="0" w:space="0" w:color="000000"/>
-                <w:left w:val="none" w:sz="0" w:space="0" w:color="000000"/>
-                <w:right w:val="none" w:sz="0" w:space="0" w:color="000000"/>
-              </w:pBdr>
-              <w:spacing w:after="60" w:before="60" w:line="240"/>
-              <w:ind w:left="60" w:right="60" w:firstLine="0" w:firstLineChars="0"/>
-              <w:rPr>
-                <w:rFonts w:ascii="Times New Roman" w:hAnsi="Times New Roman" w:eastAsia="Times New Roman" w:cs="Times New Roman"/>
-                <w:i w:val="false"/>
-                <w:b w:val="false"/>
-                <w:u w:val="none"/>
-                <w:strike w:val="false"/>
-                <w:sz w:val="22"/>
-                <w:szCs w:val="22"/>
-                <w:color w:val="000000"/>
-              </w:rPr>
-            </w:pPr>
-            <w:r>
-              <w:rPr>
-                <w:rFonts w:ascii="Times New Roman" w:hAnsi="Times New Roman" w:eastAsia="Times New Roman" w:cs="Times New Roman"/>
-                <w:i w:val="false"/>
-                <w:b w:val="false"/>
-                <w:u w:val="none"/>
-                <w:strike w:val="false"/>
-                <w:sz w:val="22"/>
-                <w:szCs w:val="22"/>
-                <w:color w:val="000000"/>
-              </w:rPr>
-              <w:t xml:space="preserve">0,69 [0,27; 1,75]</w:t>
-            </w:r>
-          </w:p>
-        </w:tc>
-      </w:tr>
-      <w:tr>
-        <w:trPr>
-          <w:cantSplit/>
-          <w:trHeight w:val="528" w:hRule="auto"/>
-        </w:trPr>
-        <w:tc>
-          <w:tcPr>
-            <w:tcBorders>
-              <w:bottom w:val="none" w:sz="0" w:space="0" w:color="000000"/>
-              <w:top w:val="none" w:sz="0" w:space="0" w:color="000000"/>
-              <w:left w:val="none" w:sz="0" w:space="0" w:color="000000"/>
-              <w:right w:val="none" w:sz="0" w:space="0" w:color="000000"/>
-            </w:tcBorders>
-            <w:shd w:val="clear" w:color="auto" w:fill="FFFFFF"/>
-            <w:tcMar>
-              <w:top w:w="0" w:type="dxa"/>
-              <w:bottom w:w="0" w:type="dxa"/>
-              <w:left w:w="0" w:type="dxa"/>
-              <w:right w:w="0" w:type="dxa"/>
-            </w:tcMar>
-            <w:vAlign w:val="center"/>
-          </w:tcPr>
-          <w:p>
-            <w:pPr>
-              <w:pStyle w:val="Normal"/>
-              <w:jc w:val="left"/>
-              <w:pBdr>
-                <w:bottom w:val="none" w:sz="0" w:space="0" w:color="000000"/>
-                <w:top w:val="none" w:sz="0" w:space="0" w:color="000000"/>
-                <w:left w:val="none" w:sz="0" w:space="0" w:color="000000"/>
-                <w:right w:val="none" w:sz="0" w:space="0" w:color="000000"/>
-              </w:pBdr>
-              <w:spacing w:after="60" w:before="60" w:line="240"/>
-              <w:ind w:left="60" w:right="60" w:firstLine="0" w:firstLineChars="0"/>
-              <w:rPr>
-                <w:rFonts w:ascii="Times New Roman" w:hAnsi="Times New Roman" w:eastAsia="Times New Roman" w:cs="Times New Roman"/>
-                <w:i w:val="false"/>
-                <w:b w:val="false"/>
-                <w:u w:val="none"/>
-                <w:strike w:val="false"/>
-                <w:sz w:val="22"/>
-                <w:szCs w:val="22"/>
-                <w:color w:val="000000"/>
-              </w:rPr>
-            </w:pPr>
-            <w:r>
-              <w:rPr>
-                <w:rFonts w:ascii="Times New Roman" w:hAnsi="Times New Roman" w:eastAsia="Times New Roman" w:cs="Times New Roman"/>
-                <w:i w:val="false"/>
-                <w:b w:val="false"/>
-                <w:u w:val="none"/>
-                <w:strike w:val="false"/>
-                <w:sz w:val="22"/>
-                <w:szCs w:val="22"/>
-                <w:color w:val="000000"/>
-              </w:rPr>
-              <w:t xml:space="preserve">Mujer (OR)</w:t>
-            </w:r>
-          </w:p>
-        </w:tc>
-        <w:tc>
-          <w:tcPr>
-            <w:gridSpan w:val="3"/>
-            <w:tcBorders>
-              <w:bottom w:val="none" w:sz="0" w:space="0" w:color="000000"/>
-              <w:top w:val="none" w:sz="0" w:space="0" w:color="000000"/>
-              <w:left w:val="none" w:sz="0" w:space="0" w:color="000000"/>
-              <w:right w:val="none" w:sz="0" w:space="0" w:color="000000"/>
-            </w:tcBorders>
-            <w:shd w:val="clear" w:color="auto" w:fill="FFFFFF"/>
-            <w:tcMar>
-              <w:top w:w="0" w:type="dxa"/>
-              <w:bottom w:w="0" w:type="dxa"/>
-              <w:left w:w="0" w:type="dxa"/>
-              <w:right w:w="0" w:type="dxa"/>
-            </w:tcMar>
-            <w:vAlign w:val="center"/>
-          </w:tcPr>
-          <w:p>
-            <w:pPr>
-              <w:pStyle w:val="Normal"/>
-              <w:jc w:val="center"/>
-              <w:pBdr>
-                <w:bottom w:val="none" w:sz="0" w:space="0" w:color="000000"/>
-                <w:top w:val="none" w:sz="0" w:space="0" w:color="000000"/>
-                <w:left w:val="none" w:sz="0" w:space="0" w:color="000000"/>
-                <w:right w:val="none" w:sz="0" w:space="0" w:color="000000"/>
-              </w:pBdr>
-              <w:spacing w:after="60" w:before="60" w:line="240"/>
-              <w:ind w:left="60" w:right="60" w:firstLine="0" w:firstLineChars="0"/>
-              <w:rPr>
-                <w:rFonts w:ascii="Times New Roman" w:hAnsi="Times New Roman" w:eastAsia="Times New Roman" w:cs="Times New Roman"/>
-                <w:i w:val="false"/>
-                <w:b w:val="false"/>
-                <w:u w:val="none"/>
-                <w:strike w:val="false"/>
-                <w:sz w:val="22"/>
-                <w:szCs w:val="22"/>
-                <w:color w:val="000000"/>
-              </w:rPr>
-            </w:pPr>
-            <w:r>
-              <w:rPr>
-                <w:rFonts w:ascii="Times New Roman" w:hAnsi="Times New Roman" w:eastAsia="Times New Roman" w:cs="Times New Roman"/>
-                <w:i w:val="false"/>
-                <w:b w:val="false"/>
-                <w:u w:val="none"/>
-                <w:strike w:val="false"/>
-                <w:sz w:val="22"/>
-                <w:szCs w:val="22"/>
-                <w:color w:val="000000"/>
-              </w:rPr>
-              <w:t xml:space="preserve">1,37 [1,05; 1,78]</w:t>
-            </w:r>
-          </w:p>
-        </w:tc>
-      </w:tr>
-      <w:tr>
-        <w:trPr>
-          <w:cantSplit/>
-          <w:trHeight w:val="528" w:hRule="auto"/>
-        </w:trPr>
-        <w:tc>
-          <w:tcPr>
-            <w:tcBorders>
-              <w:bottom w:val="none" w:sz="0" w:space="0" w:color="000000"/>
-              <w:top w:val="none" w:sz="0" w:space="0" w:color="000000"/>
-              <w:left w:val="none" w:sz="0" w:space="0" w:color="000000"/>
-              <w:right w:val="none" w:sz="0" w:space="0" w:color="000000"/>
-            </w:tcBorders>
-            <w:shd w:val="clear" w:color="auto" w:fill="FFFFFF"/>
-            <w:tcMar>
-              <w:top w:w="0" w:type="dxa"/>
-              <w:bottom w:w="0" w:type="dxa"/>
-              <w:left w:w="0" w:type="dxa"/>
-              <w:right w:w="0" w:type="dxa"/>
-            </w:tcMar>
-            <w:vAlign w:val="center"/>
-          </w:tcPr>
-          <w:p>
-            <w:pPr>
-              <w:pStyle w:val="Normal"/>
-              <w:jc w:val="left"/>
-              <w:pBdr>
-                <w:bottom w:val="none" w:sz="0" w:space="0" w:color="000000"/>
-                <w:top w:val="none" w:sz="0" w:space="0" w:color="000000"/>
-                <w:left w:val="none" w:sz="0" w:space="0" w:color="000000"/>
-                <w:right w:val="none" w:sz="0" w:space="0" w:color="000000"/>
-              </w:pBdr>
-              <w:spacing w:after="60" w:before="60" w:line="240"/>
-              <w:ind w:left="60" w:right="60" w:firstLine="0" w:firstLineChars="0"/>
-              <w:rPr>
-                <w:rFonts w:ascii="Times New Roman" w:hAnsi="Times New Roman" w:eastAsia="Times New Roman" w:cs="Times New Roman"/>
-                <w:i w:val="false"/>
-                <w:b w:val="false"/>
-                <w:u w:val="none"/>
-                <w:strike w:val="false"/>
-                <w:sz w:val="22"/>
-                <w:szCs w:val="22"/>
-                <w:color w:val="000000"/>
-              </w:rPr>
-            </w:pPr>
-            <w:r>
-              <w:rPr>
-                <w:rFonts w:ascii="Times New Roman" w:hAnsi="Times New Roman" w:eastAsia="Times New Roman" w:cs="Times New Roman"/>
-                <w:i w:val="false"/>
-                <w:b w:val="false"/>
-                <w:u w:val="none"/>
-                <w:strike w:val="false"/>
-                <w:sz w:val="22"/>
-                <w:szCs w:val="22"/>
-                <w:color w:val="000000"/>
-              </w:rPr>
-              <w:t xml:space="preserve">Palabras, log estandarizado (OR)</w:t>
-            </w:r>
-          </w:p>
-        </w:tc>
-        <w:tc>
-          <w:tcPr>
-            <w:gridSpan w:val="3"/>
-            <w:tcBorders>
-              <w:bottom w:val="none" w:sz="0" w:space="0" w:color="000000"/>
-              <w:top w:val="none" w:sz="0" w:space="0" w:color="000000"/>
-              <w:left w:val="none" w:sz="0" w:space="0" w:color="000000"/>
-              <w:right w:val="none" w:sz="0" w:space="0" w:color="000000"/>
-            </w:tcBorders>
-            <w:shd w:val="clear" w:color="auto" w:fill="FFFFFF"/>
-            <w:tcMar>
-              <w:top w:w="0" w:type="dxa"/>
-              <w:bottom w:w="0" w:type="dxa"/>
-              <w:left w:w="0" w:type="dxa"/>
-              <w:right w:w="0" w:type="dxa"/>
-            </w:tcMar>
-            <w:vAlign w:val="center"/>
-          </w:tcPr>
-          <w:p>
-            <w:pPr>
-              <w:pStyle w:val="Normal"/>
-              <w:jc w:val="center"/>
-              <w:pBdr>
-                <w:bottom w:val="none" w:sz="0" w:space="0" w:color="000000"/>
-                <w:top w:val="none" w:sz="0" w:space="0" w:color="000000"/>
-                <w:left w:val="none" w:sz="0" w:space="0" w:color="000000"/>
-                <w:right w:val="none" w:sz="0" w:space="0" w:color="000000"/>
-              </w:pBdr>
-              <w:spacing w:after="60" w:before="60" w:line="240"/>
-              <w:ind w:left="60" w:right="60" w:firstLine="0" w:firstLineChars="0"/>
-              <w:rPr>
-                <w:rFonts w:ascii="Times New Roman" w:hAnsi="Times New Roman" w:eastAsia="Times New Roman" w:cs="Times New Roman"/>
-                <w:i w:val="false"/>
-                <w:b w:val="false"/>
-                <w:u w:val="none"/>
-                <w:strike w:val="false"/>
-                <w:sz w:val="22"/>
-                <w:szCs w:val="22"/>
-                <w:color w:val="000000"/>
-              </w:rPr>
-            </w:pPr>
-            <w:r>
-              <w:rPr>
-                <w:rFonts w:ascii="Times New Roman" w:hAnsi="Times New Roman" w:eastAsia="Times New Roman" w:cs="Times New Roman"/>
-                <w:i w:val="false"/>
-                <w:b w:val="false"/>
-                <w:u w:val="none"/>
-                <w:strike w:val="false"/>
-                <w:sz w:val="22"/>
-                <w:szCs w:val="22"/>
-                <w:color w:val="000000"/>
-              </w:rPr>
-              <w:t xml:space="preserve">2,26 [1,87; 2,72]</w:t>
-            </w:r>
-          </w:p>
-        </w:tc>
-      </w:tr>
-      <w:tr>
-        <w:trPr>
-          <w:cantSplit/>
-          <w:trHeight w:val="528" w:hRule="auto"/>
-        </w:trPr>
-        <w:tc>
-          <w:tcPr>
-            <w:tcBorders>
-              <w:bottom w:val="none" w:sz="0" w:space="0" w:color="000000"/>
-              <w:top w:val="none" w:sz="0" w:space="0" w:color="000000"/>
-              <w:left w:val="none" w:sz="0" w:space="0" w:color="000000"/>
-              <w:right w:val="none" w:sz="0" w:space="0" w:color="000000"/>
-            </w:tcBorders>
-            <w:shd w:val="clear" w:color="auto" w:fill="FFFFFF"/>
-            <w:tcMar>
-              <w:top w:w="0" w:type="dxa"/>
-              <w:bottom w:w="0" w:type="dxa"/>
-              <w:left w:w="0" w:type="dxa"/>
-              <w:right w:w="0" w:type="dxa"/>
-            </w:tcMar>
-            <w:vAlign w:val="center"/>
-          </w:tcPr>
-          <w:p>
-            <w:pPr>
-              <w:pStyle w:val="Normal"/>
-              <w:jc w:val="left"/>
-              <w:pBdr>
-                <w:bottom w:val="none" w:sz="0" w:space="0" w:color="000000"/>
-                <w:top w:val="none" w:sz="0" w:space="0" w:color="000000"/>
-                <w:left w:val="none" w:sz="0" w:space="0" w:color="000000"/>
-                <w:right w:val="none" w:sz="0" w:space="0" w:color="000000"/>
-              </w:pBdr>
-              <w:spacing w:after="60" w:before="60" w:line="240"/>
-              <w:ind w:left="60" w:right="60" w:firstLine="0" w:firstLineChars="0"/>
-              <w:rPr>
-                <w:rFonts w:ascii="Times New Roman" w:hAnsi="Times New Roman" w:eastAsia="Times New Roman" w:cs="Times New Roman"/>
-                <w:i w:val="false"/>
-                <w:b w:val="false"/>
-                <w:u w:val="none"/>
-                <w:strike w:val="false"/>
-                <w:sz w:val="22"/>
-                <w:szCs w:val="22"/>
-                <w:color w:val="000000"/>
-              </w:rPr>
-            </w:pPr>
-            <w:r>
-              <w:rPr>
-                <w:rFonts w:ascii="Times New Roman" w:hAnsi="Times New Roman" w:eastAsia="Times New Roman" w:cs="Times New Roman"/>
-                <w:i w:val="false"/>
-                <w:b w:val="false"/>
-                <w:u w:val="none"/>
-                <w:strike w:val="false"/>
-                <w:sz w:val="22"/>
-                <w:szCs w:val="22"/>
-                <w:color w:val="000000"/>
-              </w:rPr>
-              <w:t xml:space="preserve">DE del intercepto: actor</w:t>
-            </w:r>
-          </w:p>
-        </w:tc>
-        <w:tc>
-          <w:tcPr>
-            <w:gridSpan w:val="3"/>
-            <w:tcBorders>
-              <w:bottom w:val="none" w:sz="0" w:space="0" w:color="000000"/>
-              <w:top w:val="none" w:sz="0" w:space="0" w:color="000000"/>
-              <w:left w:val="none" w:sz="0" w:space="0" w:color="000000"/>
-              <w:right w:val="none" w:sz="0" w:space="0" w:color="000000"/>
-            </w:tcBorders>
-            <w:shd w:val="clear" w:color="auto" w:fill="FFFFFF"/>
-            <w:tcMar>
-              <w:top w:w="0" w:type="dxa"/>
-              <w:bottom w:w="0" w:type="dxa"/>
-              <w:left w:w="0" w:type="dxa"/>
-              <w:right w:w="0" w:type="dxa"/>
-            </w:tcMar>
-            <w:vAlign w:val="center"/>
-          </w:tcPr>
-          <w:p>
-            <w:pPr>
-              <w:pStyle w:val="Normal"/>
-              <w:jc w:val="center"/>
-              <w:pBdr>
-                <w:bottom w:val="none" w:sz="0" w:space="0" w:color="000000"/>
-                <w:top w:val="none" w:sz="0" w:space="0" w:color="000000"/>
-                <w:left w:val="none" w:sz="0" w:space="0" w:color="000000"/>
-                <w:right w:val="none" w:sz="0" w:space="0" w:color="000000"/>
-              </w:pBdr>
-              <w:spacing w:after="60" w:before="60" w:line="240"/>
-              <w:ind w:left="60" w:right="60" w:firstLine="0" w:firstLineChars="0"/>
-              <w:rPr>
-                <w:rFonts w:ascii="Times New Roman" w:hAnsi="Times New Roman" w:eastAsia="Times New Roman" w:cs="Times New Roman"/>
-                <w:i w:val="false"/>
-                <w:b w:val="false"/>
-                <w:u w:val="none"/>
-                <w:strike w:val="false"/>
-                <w:sz w:val="22"/>
-                <w:szCs w:val="22"/>
-                <w:color w:val="000000"/>
-              </w:rPr>
-            </w:pPr>
-            <w:r>
-              <w:rPr>
-                <w:rFonts w:ascii="Times New Roman" w:hAnsi="Times New Roman" w:eastAsia="Times New Roman" w:cs="Times New Roman"/>
-                <w:i w:val="false"/>
-                <w:b w:val="false"/>
-                <w:u w:val="none"/>
-                <w:strike w:val="false"/>
-                <w:sz w:val="22"/>
-                <w:szCs w:val="22"/>
-                <w:color w:val="000000"/>
-              </w:rPr>
-              <w:t xml:space="preserve">0,33</w:t>
-            </w:r>
-          </w:p>
-        </w:tc>
-      </w:tr>
-      <w:tr>
-        <w:trPr>
-          <w:cantSplit/>
-          <w:trHeight w:val="528" w:hRule="auto"/>
-        </w:trPr>
-        <w:tc>
-          <w:tcPr>
-            <w:tcBorders>
-              <w:bottom w:val="none" w:sz="0" w:space="0" w:color="000000"/>
-              <w:top w:val="none" w:sz="0" w:space="0" w:color="000000"/>
-              <w:left w:val="none" w:sz="0" w:space="0" w:color="000000"/>
-              <w:right w:val="none" w:sz="0" w:space="0" w:color="000000"/>
-            </w:tcBorders>
-            <w:shd w:val="clear" w:color="auto" w:fill="FFFFFF"/>
-            <w:tcMar>
-              <w:top w:w="0" w:type="dxa"/>
-              <w:bottom w:w="0" w:type="dxa"/>
-              <w:left w:w="0" w:type="dxa"/>
-              <w:right w:w="0" w:type="dxa"/>
-            </w:tcMar>
-            <w:vAlign w:val="center"/>
-          </w:tcPr>
-          <w:p>
-            <w:pPr>
-              <w:pStyle w:val="Normal"/>
-              <w:jc w:val="left"/>
-              <w:pBdr>
-                <w:bottom w:val="none" w:sz="0" w:space="0" w:color="000000"/>
-                <w:top w:val="none" w:sz="0" w:space="0" w:color="000000"/>
-                <w:left w:val="none" w:sz="0" w:space="0" w:color="000000"/>
-                <w:right w:val="none" w:sz="0" w:space="0" w:color="000000"/>
-              </w:pBdr>
-              <w:spacing w:after="60" w:before="60" w:line="240"/>
-              <w:ind w:left="60" w:right="60" w:firstLine="0" w:firstLineChars="0"/>
-              <w:rPr>
-                <w:rFonts w:ascii="Times New Roman" w:hAnsi="Times New Roman" w:eastAsia="Times New Roman" w:cs="Times New Roman"/>
-                <w:i w:val="false"/>
-                <w:b w:val="false"/>
-                <w:u w:val="none"/>
-                <w:strike w:val="false"/>
-                <w:sz w:val="22"/>
-                <w:szCs w:val="22"/>
-                <w:color w:val="000000"/>
-              </w:rPr>
-            </w:pPr>
-            <w:r>
-              <w:rPr>
-                <w:rFonts w:ascii="Times New Roman" w:hAnsi="Times New Roman" w:eastAsia="Times New Roman" w:cs="Times New Roman"/>
-                <w:i w:val="false"/>
-                <w:b w:val="false"/>
-                <w:u w:val="none"/>
-                <w:strike w:val="false"/>
-                <w:sz w:val="22"/>
-                <w:szCs w:val="22"/>
-                <w:color w:val="000000"/>
-              </w:rPr>
-              <w:t xml:space="preserve">Observaciones (intervención × concepto)</w:t>
-            </w:r>
-          </w:p>
-        </w:tc>
-        <w:tc>
-          <w:tcPr>
-            <w:gridSpan w:val="3"/>
-            <w:tcBorders>
-              <w:bottom w:val="none" w:sz="0" w:space="0" w:color="000000"/>
-              <w:top w:val="none" w:sz="0" w:space="0" w:color="000000"/>
-              <w:left w:val="none" w:sz="0" w:space="0" w:color="000000"/>
-              <w:right w:val="none" w:sz="0" w:space="0" w:color="000000"/>
-            </w:tcBorders>
-            <w:shd w:val="clear" w:color="auto" w:fill="FFFFFF"/>
-            <w:tcMar>
-              <w:top w:w="0" w:type="dxa"/>
-              <w:bottom w:w="0" w:type="dxa"/>
-              <w:left w:w="0" w:type="dxa"/>
-              <w:right w:w="0" w:type="dxa"/>
-            </w:tcMar>
-            <w:vAlign w:val="center"/>
-          </w:tcPr>
-          <w:p>
-            <w:pPr>
-              <w:pStyle w:val="Normal"/>
-              <w:jc w:val="center"/>
-              <w:pBdr>
-                <w:bottom w:val="none" w:sz="0" w:space="0" w:color="000000"/>
-                <w:top w:val="none" w:sz="0" w:space="0" w:color="000000"/>
-                <w:left w:val="none" w:sz="0" w:space="0" w:color="000000"/>
-                <w:right w:val="none" w:sz="0" w:space="0" w:color="000000"/>
-              </w:pBdr>
-              <w:spacing w:after="60" w:before="60" w:line="240"/>
-              <w:ind w:left="60" w:right="60" w:firstLine="0" w:firstLineChars="0"/>
-              <w:rPr>
-                <w:rFonts w:ascii="Times New Roman" w:hAnsi="Times New Roman" w:eastAsia="Times New Roman" w:cs="Times New Roman"/>
-                <w:i w:val="false"/>
-                <w:b w:val="false"/>
-                <w:u w:val="none"/>
-                <w:strike w:val="false"/>
-                <w:sz w:val="22"/>
-                <w:szCs w:val="22"/>
-                <w:color w:val="000000"/>
-              </w:rPr>
-            </w:pPr>
-            <w:r>
-              <w:rPr>
-                <w:rFonts w:ascii="Times New Roman" w:hAnsi="Times New Roman" w:eastAsia="Times New Roman" w:cs="Times New Roman"/>
-                <w:i w:val="false"/>
-                <w:b w:val="false"/>
-                <w:u w:val="none"/>
-                <w:strike w:val="false"/>
-                <w:sz w:val="22"/>
-                <w:szCs w:val="22"/>
-                <w:color w:val="000000"/>
-              </w:rPr>
-              <w:t xml:space="preserve">2.002</w:t>
             </w:r>
           </w:p>
         </w:tc>
@@ -3104,13 +1935,12 @@
                 <w:szCs w:val="22"/>
                 <w:color w:val="000000"/>
               </w:rPr>
-              <w:t xml:space="preserve">Actores</w:t>
+              <w:t xml:space="preserve">Capitalización individual</w:t>
             </w:r>
           </w:p>
         </w:tc>
         <w:tc>
           <w:tcPr>
-            <w:gridSpan w:val="3"/>
             <w:tcBorders>
               <w:bottom w:val="single" w:sz="16" w:space="0" w:color="000000"/>
               <w:top w:val="none" w:sz="0" w:space="0" w:color="000000"/>
@@ -3160,7 +1990,117 @@
                 <w:szCs w:val="22"/>
                 <w:color w:val="000000"/>
               </w:rPr>
-              <w:t xml:space="preserve">145</w:t>
+              <w:t xml:space="preserve">29,3 [22,2; 37,4]</w:t>
+            </w:r>
+          </w:p>
+        </w:tc>
+        <w:tc>
+          <w:tcPr>
+            <w:tcBorders>
+              <w:bottom w:val="single" w:sz="16" w:space="0" w:color="000000"/>
+              <w:top w:val="none" w:sz="0" w:space="0" w:color="000000"/>
+              <w:left w:val="none" w:sz="0" w:space="0" w:color="000000"/>
+              <w:right w:val="none" w:sz="0" w:space="0" w:color="000000"/>
+            </w:tcBorders>
+            <w:shd w:val="clear" w:color="auto" w:fill="FFFFFF"/>
+            <w:tcMar>
+              <w:top w:w="0" w:type="dxa"/>
+              <w:bottom w:w="0" w:type="dxa"/>
+              <w:left w:w="0" w:type="dxa"/>
+              <w:right w:w="0" w:type="dxa"/>
+            </w:tcMar>
+            <w:vAlign w:val="center"/>
+          </w:tcPr>
+          <w:p>
+            <w:pPr>
+              <w:pStyle w:val="Normal"/>
+              <w:jc w:val="center"/>
+              <w:pBdr>
+                <w:bottom w:val="none" w:sz="0" w:space="0" w:color="000000"/>
+                <w:top w:val="none" w:sz="0" w:space="0" w:color="000000"/>
+                <w:left w:val="none" w:sz="0" w:space="0" w:color="000000"/>
+                <w:right w:val="none" w:sz="0" w:space="0" w:color="000000"/>
+              </w:pBdr>
+              <w:spacing w:after="60" w:before="60" w:line="240"/>
+              <w:ind w:left="60" w:right="60" w:firstLine="0" w:firstLineChars="0"/>
+              <w:rPr>
+                <w:rFonts w:ascii="Times New Roman" w:hAnsi="Times New Roman" w:eastAsia="Times New Roman" w:cs="Times New Roman"/>
+                <w:i w:val="false"/>
+                <w:b w:val="false"/>
+                <w:u w:val="none"/>
+                <w:strike w:val="false"/>
+                <w:sz w:val="22"/>
+                <w:szCs w:val="22"/>
+                <w:color w:val="000000"/>
+              </w:rPr>
+            </w:pPr>
+            <w:r>
+              <w:rPr>
+                <w:rFonts w:ascii="Times New Roman" w:hAnsi="Times New Roman" w:eastAsia="Times New Roman" w:cs="Times New Roman"/>
+                <w:i w:val="false"/>
+                <w:b w:val="false"/>
+                <w:u w:val="none"/>
+                <w:strike w:val="false"/>
+                <w:sz w:val="22"/>
+                <w:szCs w:val="22"/>
+                <w:color w:val="000000"/>
+              </w:rPr>
+              <w:t xml:space="preserve">24,3 [17,8; 31,9]</w:t>
+            </w:r>
+          </w:p>
+        </w:tc>
+        <w:tc>
+          <w:tcPr>
+            <w:tcBorders>
+              <w:bottom w:val="single" w:sz="16" w:space="0" w:color="000000"/>
+              <w:top w:val="none" w:sz="0" w:space="0" w:color="000000"/>
+              <w:left w:val="none" w:sz="0" w:space="0" w:color="000000"/>
+              <w:right w:val="none" w:sz="0" w:space="0" w:color="000000"/>
+            </w:tcBorders>
+            <w:shd w:val="clear" w:color="auto" w:fill="FFFFFF"/>
+            <w:tcMar>
+              <w:top w:w="0" w:type="dxa"/>
+              <w:bottom w:w="0" w:type="dxa"/>
+              <w:left w:w="0" w:type="dxa"/>
+              <w:right w:w="0" w:type="dxa"/>
+            </w:tcMar>
+            <w:vAlign w:val="center"/>
+          </w:tcPr>
+          <w:p>
+            <w:pPr>
+              <w:pStyle w:val="Normal"/>
+              <w:jc w:val="center"/>
+              <w:pBdr>
+                <w:bottom w:val="none" w:sz="0" w:space="0" w:color="000000"/>
+                <w:top w:val="none" w:sz="0" w:space="0" w:color="000000"/>
+                <w:left w:val="none" w:sz="0" w:space="0" w:color="000000"/>
+                <w:right w:val="none" w:sz="0" w:space="0" w:color="000000"/>
+              </w:pBdr>
+              <w:spacing w:after="60" w:before="60" w:line="240"/>
+              <w:ind w:left="60" w:right="60" w:firstLine="0" w:firstLineChars="0"/>
+              <w:rPr>
+                <w:rFonts w:ascii="Times New Roman" w:hAnsi="Times New Roman" w:eastAsia="Times New Roman" w:cs="Times New Roman"/>
+                <w:i w:val="false"/>
+                <w:b w:val="false"/>
+                <w:u w:val="none"/>
+                <w:strike w:val="false"/>
+                <w:sz w:val="22"/>
+                <w:szCs w:val="22"/>
+                <w:color w:val="000000"/>
+              </w:rPr>
+            </w:pPr>
+            <w:r>
+              <w:rPr>
+                <w:rFonts w:ascii="Times New Roman" w:hAnsi="Times New Roman" w:eastAsia="Times New Roman" w:cs="Times New Roman"/>
+                <w:i w:val="false"/>
+                <w:b w:val="false"/>
+                <w:u w:val="none"/>
+                <w:strike w:val="false"/>
+                <w:sz w:val="22"/>
+                <w:szCs w:val="22"/>
+                <w:color w:val="000000"/>
+              </w:rPr>
+              <w:t xml:space="preserve">−5,0 [−13,7; 3,6]</w:t>
             </w:r>
           </w:p>
         </w:tc>
@@ -3235,7 +2175,7 @@
                 <w:szCs w:val="22"/>
                 <w:color w:val="000000"/>
               </w:rPr>
-              <w:t xml:space="preserve"> Panel A: probabilidad predicha (%) de que una intervención sustantiva mencione cada concepto, con apoyo o rechazo, e intervalos de confianza del 95 % entre corchetes, obtenidos con 1.000 remuestreos de actores; el repertorio corresponde al promedio de los siete conceptos. Panel B: razones de probabilidades (OR) con intervalos de confianza del 95 % de Wald (referencias: izquierda y hombre) y desviación estándar (DE), en escala logit, del intercepto aleatorio por actor. El modelo incluye además el concepto, la fase y su interacción como efectos fijos.</w:t>
+              <w:t xml:space="preserve"> Probabilidad predicha (%) de que una intervención sustantiva mencione cada concepto, con apoyo o rechazo, a partir de un modelo logístico multinivel, e intervalos de confianza del 95 % entre corchetes, obtenidos con 1.000 remuestreos de actores. El repertorio corresponde al promedio de los siete conceptos. Δ corresponde a 2025 menos 2024, en puntos porcentuales. 2.002 observaciones (intervención × concepto) de 286 intervenciones y 145 actores. La especificación se presenta en el Anexo 4.</w:t>
             </w:r>
           </w:p>
         </w:tc>

--- a/output/tables/resultados/anexo_h4_presencia.docx
+++ b/output/tables/resultados/anexo_h4_presencia.docx
@@ -27,7 +27,7 @@
           <w:szCs w:val="22"/>
           <w:color w:val="000000"/>
         </w:rPr>
-        <w:t xml:space="preserve">Tabla 7</w:t>
+        <w:t xml:space="preserve">Tabla 8</w:t>
       </w:r>
     </w:p>
     <w:p>
